--- a/CV-bg.docx
+++ b/CV-bg.docx
@@ -611,15 +611,41 @@
             <w:pPr>
               <w:rPr>
                 <w:sz w:val="20"/>
-                <w:lang w:val="en-US"/>
-              </w:rPr>
-            </w:pPr>
-            <w:r>
-              <w:rPr>
-                <w:sz w:val="20"/>
-                <w:lang w:val="en-US"/>
-              </w:rPr>
-              <w:t>https://www.linkedin.com/in/stilyana-petrova/</w:t>
+                <w:lang w:val="bg-BG"/>
+              </w:rPr>
+            </w:pPr>
+            <w:hyperlink r:id="rId12" w:history="1">
+              <w:r>
+                <w:rPr>
+                  <w:rStyle w:val="Hyperlink"/>
+                  <w:sz w:val="20"/>
+                  <w:lang w:val="en-US"/>
+                </w:rPr>
+                <w:t>https://www.linkedin.com/in/stilyana-petr</w:t>
+              </w:r>
+              <w:r>
+                <w:rPr>
+                  <w:rStyle w:val="Hyperlink"/>
+                  <w:sz w:val="20"/>
+                  <w:lang w:val="en-US"/>
+                </w:rPr>
+                <w:t>o</w:t>
+              </w:r>
+              <w:r>
+                <w:rPr>
+                  <w:rStyle w:val="Hyperlink"/>
+                  <w:sz w:val="20"/>
+                  <w:lang w:val="en-US"/>
+                </w:rPr>
+                <w:t>va/</w:t>
+              </w:r>
+            </w:hyperlink>
+            <w:r>
+              <w:rPr>
+                <w:sz w:val="20"/>
+                <w:lang w:val="bg-BG"/>
+              </w:rPr>
+              <w:t xml:space="preserve"> </w:t>
             </w:r>
           </w:p>
         </w:tc>
@@ -698,7 +724,14 @@
                 <w:rStyle w:val="ECVHeadingContactDetails"/>
                 <w:sz w:val="20"/>
               </w:rPr>
-              <w:t>Роженна</w:t>
+              <w:t>Роже</w:t>
+            </w:r>
+            <w:r>
+              <w:rPr>
+                <w:rStyle w:val="ECVHeadingContactDetails"/>
+                <w:sz w:val="20"/>
+              </w:rPr>
+              <w:t>на</w:t>
             </w:r>
             <w:proofErr w:type="spellEnd"/>
             <w:r>
@@ -783,8 +816,6 @@
             <w:proofErr w:type="spellEnd"/>
           </w:p>
         </w:tc>
-        <w:bookmarkStart w:id="0" w:name="_GoBack"/>
-        <w:bookmarkEnd w:id="0"/>
       </w:tr>
     </w:tbl>
     <w:p>
@@ -899,7 +930,7 @@
                           </pic:cNvPicPr>
                         </pic:nvPicPr>
                         <pic:blipFill>
-                          <a:blip r:embed="rId12" cstate="print">
+                          <a:blip r:embed="rId13" cstate="print">
                             <a:extLst>
                               <a:ext uri="{28A0092B-C50C-407E-A947-70E740481C1C}">
                                 <a14:useLocalDpi xmlns:a14="http://schemas.microsoft.com/office/drawing/2010/main" val="0"/>
@@ -1334,7 +1365,7 @@
                           </pic:cNvPicPr>
                         </pic:nvPicPr>
                         <pic:blipFill>
-                          <a:blip r:embed="rId12" cstate="print">
+                          <a:blip r:embed="rId13" cstate="print">
                             <a:extLst>
                               <a:ext uri="{28A0092B-C50C-407E-A947-70E740481C1C}">
                                 <a14:useLocalDpi xmlns:a14="http://schemas.microsoft.com/office/drawing/2010/main" val="0"/>
@@ -1924,39 +1955,7 @@
     <w:p>
       <w:pPr>
         <w:pStyle w:val="ECVComments"/>
-        <w:rPr>
-          <w:sz w:val="18"/>
-        </w:rPr>
-      </w:pPr>
-    </w:p>
-    <w:p>
-      <w:pPr>
-        <w:pStyle w:val="ECVComments"/>
-        <w:rPr>
-          <w:sz w:val="18"/>
-        </w:rPr>
-      </w:pPr>
-    </w:p>
-    <w:p>
-      <w:pPr>
-        <w:pStyle w:val="ECVComments"/>
-        <w:rPr>
-          <w:sz w:val="18"/>
-        </w:rPr>
-      </w:pPr>
-    </w:p>
-    <w:p>
-      <w:pPr>
-        <w:pStyle w:val="ECVComments"/>
         <w:jc w:val="left"/>
-        <w:rPr>
-          <w:sz w:val="18"/>
-        </w:rPr>
-      </w:pPr>
-    </w:p>
-    <w:p>
-      <w:pPr>
-        <w:pStyle w:val="ECVComments"/>
         <w:rPr>
           <w:sz w:val="18"/>
         </w:rPr>
@@ -2389,7 +2388,7 @@
                           </pic:cNvPicPr>
                         </pic:nvPicPr>
                         <pic:blipFill>
-                          <a:blip r:embed="rId12" cstate="print">
+                          <a:blip r:embed="rId13" cstate="print">
                             <a:extLst>
                               <a:ext uri="{28A0092B-C50C-407E-A947-70E740481C1C}">
                                 <a14:useLocalDpi xmlns:a14="http://schemas.microsoft.com/office/drawing/2010/main" val="0"/>
@@ -2608,7 +2607,7 @@
                 <w:sz w:val="20"/>
                 <w:lang w:val="bg-BG"/>
               </w:rPr>
-              <w:t>Посвещаване</w:t>
+              <w:t>Отдаденост</w:t>
             </w:r>
           </w:p>
           <w:p>
@@ -2816,7 +2815,7 @@
                           </pic:cNvPicPr>
                         </pic:nvPicPr>
                         <pic:blipFill>
-                          <a:blip r:embed="rId12" cstate="print">
+                          <a:blip r:embed="rId13" cstate="print">
                             <a:extLst>
                               <a:ext uri="{28A0092B-C50C-407E-A947-70E740481C1C}">
                                 <a14:useLocalDpi xmlns:a14="http://schemas.microsoft.com/office/drawing/2010/main" val="0"/>
@@ -2956,7 +2955,7 @@
               </w:rPr>
               <w:t xml:space="preserve">  </w:t>
             </w:r>
-            <w:hyperlink r:id="rId13" w:history="1">
+            <w:hyperlink r:id="rId14" w:history="1">
               <w:r>
                 <w:rPr>
                   <w:rStyle w:val="Hyperlink"/>
@@ -2993,7 +2992,7 @@
             <w:r>
               <w:t>Try Hack Me (</w:t>
             </w:r>
-            <w:hyperlink r:id="rId14" w:history="1">
+            <w:hyperlink r:id="rId15" w:history="1">
               <w:r>
                 <w:rPr>
                   <w:rStyle w:val="Hyperlink"/>
@@ -3180,7 +3179,7 @@
                           </pic:cNvPicPr>
                         </pic:nvPicPr>
                         <pic:blipFill>
-                          <a:blip r:embed="rId15" cstate="print">
+                          <a:blip r:embed="rId16" cstate="print">
                             <a:extLst>
                               <a:ext uri="{28A0092B-C50C-407E-A947-70E740481C1C}">
                                 <a14:useLocalDpi xmlns:a14="http://schemas.microsoft.com/office/drawing/2010/main" val="0"/>
@@ -3303,8 +3302,61 @@
               <w:rPr>
                 <w:lang w:val="bg-BG"/>
               </w:rPr>
-              <w:t>Сертификат за завършен курс по Киберсигурност</w:t>
-            </w:r>
+              <w:t>Сертификат</w:t>
+            </w:r>
+            <w:r>
+              <w:rPr>
+                <w:lang w:val="bg-BG"/>
+              </w:rPr>
+              <w:t>и</w:t>
+            </w:r>
+            <w:r>
+              <w:rPr>
+                <w:lang w:val="bg-BG"/>
+              </w:rPr>
+              <w:t xml:space="preserve"> за завършен</w:t>
+            </w:r>
+            <w:r>
+              <w:rPr>
+                <w:lang w:val="bg-BG"/>
+              </w:rPr>
+              <w:t>и</w:t>
+            </w:r>
+            <w:r>
+              <w:rPr>
+                <w:lang w:val="bg-BG"/>
+              </w:rPr>
+              <w:t xml:space="preserve"> курс</w:t>
+            </w:r>
+            <w:r>
+              <w:rPr>
+                <w:lang w:val="bg-BG"/>
+              </w:rPr>
+              <w:t>ове</w:t>
+            </w:r>
+            <w:r>
+              <w:rPr>
+                <w:lang w:val="bg-BG"/>
+              </w:rPr>
+              <w:t xml:space="preserve"> по Киберсигурност</w:t>
+            </w:r>
+          </w:p>
+          <w:p>
+            <w:pPr>
+              <w:pStyle w:val="ECVSectionBullet"/>
+              <w:numPr>
+                <w:ilvl w:val="0"/>
+                <w:numId w:val="1"/>
+              </w:numPr>
+            </w:pPr>
+            <w:r>
+              <w:rPr>
+                <w:lang w:val="bg-BG"/>
+              </w:rPr>
+              <w:t>Сертификат по английски език</w:t>
+            </w:r>
+            <w:bookmarkStart w:id="0" w:name="_GoBack"/>
+            <w:bookmarkEnd w:id="0"/>
           </w:p>
         </w:tc>
       </w:tr>
@@ -3318,10 +3370,10 @@
     </w:p>
     <w:p/>
     <w:sectPr>
-      <w:headerReference w:type="even" r:id="rId16"/>
-      <w:headerReference w:type="default" r:id="rId17"/>
-      <w:footerReference w:type="even" r:id="rId18"/>
-      <w:footerReference w:type="default" r:id="rId19"/>
+      <w:headerReference w:type="even" r:id="rId17"/>
+      <w:headerReference w:type="default" r:id="rId18"/>
+      <w:footerReference w:type="even" r:id="rId19"/>
+      <w:footerReference w:type="default" r:id="rId20"/>
       <w:pgSz w:w="11906" w:h="16838"/>
       <w:pgMar w:top="1644" w:right="680" w:bottom="1474" w:left="850" w:header="850" w:footer="624" w:gutter="0"/>
       <w:cols w:space="720"/>
@@ -3512,141 +3564,6 @@
       </w:tabs>
       <w:autoSpaceDE w:val="0"/>
     </w:pPr>
-    <w:r>
-      <w:rPr>
-        <w:rFonts w:ascii="ArialMT" w:eastAsia="ArialMT" w:hAnsi="ArialMT" w:cs="ArialMT"/>
-        <w:color w:val="26B4EA"/>
-        <w:sz w:val="14"/>
-        <w:szCs w:val="14"/>
-      </w:rPr>
-      <w:tab/>
-      <w:t xml:space="preserve"> </w:t>
-    </w:r>
-    <w:r>
-      <w:rPr>
-        <w:rFonts w:ascii="ArialMT" w:eastAsia="ArialMT" w:hAnsi="ArialMT" w:cs="ArialMT"/>
-        <w:sz w:val="14"/>
-        <w:szCs w:val="14"/>
-      </w:rPr>
-      <w:t xml:space="preserve">© European Union, 2002-2012 | http://europass.cedefop.europa.eu </w:t>
-    </w:r>
-    <w:r>
-      <w:rPr>
-        <w:rFonts w:ascii="ArialMT" w:eastAsia="ArialMT" w:hAnsi="ArialMT" w:cs="ArialMT"/>
-        <w:sz w:val="14"/>
-        <w:szCs w:val="14"/>
-      </w:rPr>
-      <w:tab/>
-      <w:t>Page</w:t>
-    </w:r>
-    <w:r>
-      <w:rPr>
-        <w:rFonts w:ascii="ArialMT" w:eastAsia="ArialMT" w:hAnsi="ArialMT" w:cs="ArialMT"/>
-        <w:color w:val="26B4EA"/>
-        <w:sz w:val="14"/>
-        <w:szCs w:val="14"/>
-      </w:rPr>
-      <w:t xml:space="preserve"> </w:t>
-    </w:r>
-    <w:r>
-      <w:rPr>
-        <w:rFonts w:eastAsia="ArialMT" w:cs="ArialMT"/>
-        <w:sz w:val="14"/>
-        <w:szCs w:val="14"/>
-      </w:rPr>
-      <w:fldChar w:fldCharType="begin"/>
-    </w:r>
-    <w:r>
-      <w:rPr>
-        <w:rFonts w:eastAsia="ArialMT" w:cs="ArialMT"/>
-        <w:sz w:val="14"/>
-        <w:szCs w:val="14"/>
-      </w:rPr>
-      <w:instrText xml:space="preserve"> PAGE </w:instrText>
-    </w:r>
-    <w:r>
-      <w:rPr>
-        <w:rFonts w:eastAsia="ArialMT" w:cs="ArialMT"/>
-        <w:sz w:val="14"/>
-        <w:szCs w:val="14"/>
-      </w:rPr>
-      <w:fldChar w:fldCharType="separate"/>
-    </w:r>
-    <w:r>
-      <w:rPr>
-        <w:rFonts w:eastAsia="ArialMT" w:cs="ArialMT"/>
-        <w:noProof/>
-        <w:sz w:val="14"/>
-        <w:szCs w:val="14"/>
-      </w:rPr>
-      <w:t>1</w:t>
-    </w:r>
-    <w:r>
-      <w:rPr>
-        <w:rFonts w:eastAsia="ArialMT" w:cs="ArialMT"/>
-        <w:sz w:val="14"/>
-        <w:szCs w:val="14"/>
-      </w:rPr>
-      <w:fldChar w:fldCharType="end"/>
-    </w:r>
-    <w:r>
-      <w:rPr>
-        <w:rFonts w:ascii="ArialMT" w:eastAsia="ArialMT" w:hAnsi="ArialMT" w:cs="ArialMT"/>
-        <w:sz w:val="14"/>
-        <w:szCs w:val="14"/>
-      </w:rPr>
-      <w:t xml:space="preserve"> / </w:t>
-    </w:r>
-    <w:r>
-      <w:rPr>
-        <w:rFonts w:eastAsia="ArialMT" w:cs="ArialMT"/>
-        <w:sz w:val="14"/>
-        <w:szCs w:val="14"/>
-      </w:rPr>
-      <w:fldChar w:fldCharType="begin"/>
-    </w:r>
-    <w:r>
-      <w:rPr>
-        <w:rFonts w:eastAsia="ArialMT" w:cs="ArialMT"/>
-        <w:sz w:val="14"/>
-        <w:szCs w:val="14"/>
-      </w:rPr>
-      <w:instrText xml:space="preserve"> NUMPAGES </w:instrText>
-    </w:r>
-    <w:r>
-      <w:rPr>
-        <w:rFonts w:eastAsia="ArialMT" w:cs="ArialMT"/>
-        <w:sz w:val="14"/>
-        <w:szCs w:val="14"/>
-      </w:rPr>
-      <w:fldChar w:fldCharType="separate"/>
-    </w:r>
-    <w:r>
-      <w:rPr>
-        <w:rFonts w:eastAsia="ArialMT" w:cs="ArialMT"/>
-        <w:noProof/>
-        <w:sz w:val="14"/>
-        <w:szCs w:val="14"/>
-      </w:rPr>
-      <w:t>2</w:t>
-    </w:r>
-    <w:r>
-      <w:rPr>
-        <w:rFonts w:eastAsia="ArialMT" w:cs="ArialMT"/>
-        <w:sz w:val="14"/>
-        <w:szCs w:val="14"/>
-      </w:rPr>
-      <w:fldChar w:fldCharType="end"/>
-    </w:r>
-    <w:r>
-      <w:rPr>
-        <w:rFonts w:ascii="ArialMT" w:eastAsia="ArialMT" w:hAnsi="ArialMT" w:cs="ArialMT"/>
-        <w:color w:val="26B4EA"/>
-        <w:sz w:val="14"/>
-        <w:szCs w:val="14"/>
-      </w:rPr>
-      <w:t xml:space="preserve"> </w:t>
-    </w:r>
   </w:p>
 </w:ftr>
 </file>
@@ -4707,6 +4624,48 @@
       <w:lang w:val="en-GB" w:eastAsia="zh-CN" w:bidi="hi-IN"/>
     </w:rPr>
   </w:style>
+  <w:style w:type="paragraph" w:styleId="Header">
+    <w:name w:val="header"/>
+    <w:basedOn w:val="Normal"/>
+    <w:link w:val="HeaderChar"/>
+    <w:uiPriority w:val="99"/>
+    <w:unhideWhenUsed/>
+    <w:rsid w:val="00EA5D65"/>
+    <w:pPr>
+      <w:tabs>
+        <w:tab w:val="center" w:pos="4680"/>
+        <w:tab w:val="right" w:pos="9360"/>
+      </w:tabs>
+    </w:pPr>
+  </w:style>
+  <w:style w:type="character" w:customStyle="1" w:styleId="HeaderChar">
+    <w:name w:val="Header Char"/>
+    <w:basedOn w:val="DefaultParagraphFont"/>
+    <w:link w:val="Header"/>
+    <w:uiPriority w:val="99"/>
+    <w:rsid w:val="00EA5D65"/>
+    <w:rPr>
+      <w:rFonts w:ascii="Arial" w:eastAsia="SimSun" w:hAnsi="Arial" w:cs="Mangal"/>
+      <w:color w:val="3F3A38"/>
+      <w:spacing w:val="-6"/>
+      <w:kern w:val="1"/>
+      <w:sz w:val="16"/>
+      <w:szCs w:val="24"/>
+      <w:lang w:val="en-GB" w:eastAsia="zh-CN" w:bidi="hi-IN"/>
+    </w:rPr>
+  </w:style>
+  <w:style w:type="character" w:styleId="FollowedHyperlink">
+    <w:name w:val="FollowedHyperlink"/>
+    <w:basedOn w:val="DefaultParagraphFont"/>
+    <w:uiPriority w:val="99"/>
+    <w:semiHidden/>
+    <w:unhideWhenUsed/>
+    <w:rsid w:val="00A4411C"/>
+    <w:rPr>
+      <w:color w:val="954F72" w:themeColor="followedHyperlink"/>
+      <w:u w:val="single"/>
+    </w:rPr>
+  </w:style>
 </w:styles>
 </file>
 
